--- a/public/templates/template-expert.docx
+++ b/public/templates/template-expert.docx
@@ -33,163 +33,262 @@
           <w:sz w:val="20"/>
           <w:szCs w:val="20"/>
         </w:rPr>
-        <w:drawing>
-          <wp:anchor distT="0" distB="0" distL="114300" distR="114300" simplePos="0" relativeHeight="251657216" behindDoc="0" locked="0" layoutInCell="1" allowOverlap="1" wp14:anchorId="1BDCB4D7" wp14:editId="048711A4">
-            <wp:simplePos x="0" y="0"/>
-            <wp:positionH relativeFrom="column">
-              <wp:posOffset>3283527</wp:posOffset>
-            </wp:positionH>
-            <wp:positionV relativeFrom="paragraph">
-              <wp:posOffset>207818</wp:posOffset>
-            </wp:positionV>
-            <wp:extent cx="3169285" cy="1288473"/>
-            <wp:effectExtent l="0" t="0" r="5715" b="0"/>
-            <wp:wrapNone/>
-            <wp:docPr id="2" name="Text Box 2"/>
-            <wp:cNvGraphicFramePr>
-              <a:graphicFrameLocks xmlns:a="http://schemas.openxmlformats.org/drawingml/2006/main"/>
-            </wp:cNvGraphicFramePr>
-            <a:graphic xmlns:a="http://schemas.openxmlformats.org/drawingml/2006/main">
-              <a:graphicData uri="http://schemas.microsoft.com/office/word/2010/wordprocessingShape">
-                <wps:wsp>
-                  <wps:cNvSpPr txBox="1">
-                    <a:spLocks noChangeArrowheads="1"/>
-                  </wps:cNvSpPr>
-                  <wps:spPr bwMode="auto">
-                    <a:xfrm>
-                      <a:off x="0" y="0"/>
-                      <a:ext cx="3169285" cy="1288473"/>
-                    </a:xfrm>
-                    <a:prstGeom prst="rect">
-                      <a:avLst/>
-                    </a:prstGeom>
-                    <a:solidFill>
-                      <a:srgbClr val="FFFFFF"/>
-                    </a:solidFill>
-                    <a:ln>
-                      <a:noFill/>
-                    </a:ln>
-                    <a:extLst>
-                      <a:ext uri="{91240B29-F687-4F45-9708-019B960494DF}">
-                        <a14:hiddenLine xmlns:a14="http://schemas.microsoft.com/office/drawing/2010/main" w="9525">
-                          <a:solidFill>
-                            <a:srgbClr val="000000"/>
-                          </a:solidFill>
-                          <a:miter lim="800000"/>
-                          <a:headEnd/>
-                          <a:tailEnd/>
-                        </a14:hiddenLine>
-                      </a:ext>
-                    </a:extLst>
-                  </wps:spPr>
-                  <wps:txbx>
-                    <w:txbxContent>
-                      <w:p>
-                        <w:pPr>
-                          <w:spacing w:after="0"/>
-                          <w:rPr>
-                            <w:rFonts w:ascii="TH SarabunPSK" w:hAnsi="TH SarabunPSK" w:cs="TH SarabunPSK"/>
-                            <w:sz w:val="32"/>
-                            <w:szCs w:val="32"/>
-                          </w:rPr>
-                        </w:pPr>
-                        <w:r>
-                          <w:rPr>
-                            <w:rFonts w:ascii="TH SarabunPSK" w:hAnsi="TH SarabunPSK" w:cs="TH SarabunPSK" w:hint="cs"/>
-                            <w:sz w:val="32"/>
-                            <w:szCs w:val="32"/>
-                            <w:cs/>
-                          </w:rPr>
-                          <w:t>ภาควิชาคอมพิวเตอร์ศึกษา</w:t>
-                        </w:r>
-                      </w:p>
-                      <w:p>
-                        <w:pPr>
-                          <w:spacing w:after="0"/>
-                          <w:rPr>
-                            <w:rFonts w:ascii="TH SarabunPSK" w:hAnsi="TH SarabunPSK" w:cs="TH SarabunPSK"/>
-                            <w:sz w:val="32"/>
-                            <w:szCs w:val="32"/>
-                          </w:rPr>
-                        </w:pPr>
-                        <w:r>
-                          <w:rPr>
-                            <w:rFonts w:ascii="TH SarabunPSK" w:hAnsi="TH SarabunPSK" w:cs="TH SarabunPSK" w:hint="cs"/>
-                            <w:sz w:val="32"/>
-                            <w:szCs w:val="32"/>
-                            <w:cs/>
-                          </w:rPr>
-                          <w:t>คณะครุศาสตร์อุตสาหกรรม</w:t>
-                        </w:r>
-                      </w:p>
-                      <w:p>
-                        <w:pPr>
-                          <w:spacing w:after="0"/>
-                          <w:rPr>
-                            <w:rFonts w:ascii="TH SarabunPSK" w:hAnsi="TH SarabunPSK" w:cs="TH SarabunPSK"/>
-                            <w:spacing w:val="-10"/>
-                            <w:sz w:val="32"/>
-                            <w:szCs w:val="32"/>
-                          </w:rPr>
-                        </w:pPr>
-                        <w:r>
-                          <w:rPr>
-                            <w:rFonts w:ascii="TH SarabunPSK" w:hAnsi="TH SarabunPSK" w:cs="TH SarabunPSK" w:hint="cs"/>
-                            <w:spacing w:val="-10"/>
-                            <w:sz w:val="32"/>
-                            <w:szCs w:val="32"/>
-                            <w:cs/>
-                          </w:rPr>
-                          <w:t>มหาวิทยาลัยเทคโนโลยีพระจอมเกล้าพระนครเหนือ</w:t>
-                        </w:r>
-                      </w:p>
-                      <w:p>
-                        <w:pPr>
-                          <w:rPr>
-                            <w:rFonts w:ascii="TH SarabunPSK" w:hAnsi="TH SarabunPSK" w:cs="TH SarabunPSK"/>
-                            <w:spacing w:val="-10"/>
-                            <w:sz w:val="32"/>
-                            <w:szCs w:val="32"/>
-                            <w:cs/>
-                          </w:rPr>
-                        </w:pPr>
-                        <w:r>
-                          <w:rPr>
-                            <w:rFonts w:ascii="TH SarabunPSK" w:hAnsi="TH SarabunPSK" w:cs="TH SarabunPSK" w:hint="cs"/>
-                            <w:spacing w:val="-10"/>
-                            <w:sz w:val="32"/>
-                            <w:szCs w:val="32"/>
-                            <w:cs/>
-                          </w:rPr>
-                          <w:t>๑๕๑๘  ถ.ประชาราษฎร์ ๑ เขตบางซื่อ กทม. ๑๐๘๐๐</w:t>
-                        </w:r>
-                      </w:p>
-                      <w:p/>
-                    </w:txbxContent>
-                  </wps:txbx>
-                  <wps:bodyPr rot="0" vert="horz" wrap="square" lIns="91440" tIns="45720" rIns="91440" bIns="45720" anchor="t" anchorCtr="0" upright="1">
-                    <a:noAutofit/>
-                  </wps:bodyPr>
-                </wps:wsp>
-              </a:graphicData>
-            </a:graphic>
-            <wp14:sizeRelH relativeFrom="margin">
-              <wp14:pctWidth>0</wp14:pctWidth>
-            </wp14:sizeRelH>
-            <wp14:sizeRelV relativeFrom="margin">
-              <wp14:pctHeight>0</wp14:pctHeight>
-            </wp14:sizeRelV>
-          </wp:anchor>
-        </w:drawing>
-      </w:r>
-      <w:r>
-        <w:rPr>
-          <w:rFonts w:ascii="TH SarabunPSK" w:eastAsia="Cordia New" w:hAnsi="TH SarabunPSK" w:cs="TH SarabunPSK"/>
-          <w:sz w:val="32"/>
-          <w:szCs w:val="32"/>
-          <w:lang w:eastAsia="zh-CN"/>
-        </w:rPr>
-        <w:object w:dxaOrig="1440" w:dyaOrig="1440" w14:anchorId="4ADBA83C">
+        <mc:AlternateContent>
+          <mc:Choice Requires="wps">
+            <w:drawing>
+              <wp:anchor distT="0" distB="0" distL="114300" distR="114300" simplePos="0" relativeHeight="251657216" behindDoc="0" locked="0" layoutInCell="1" allowOverlap="1" wp14:anchorId="1BDCB4D7" wp14:editId="048711A4">
+                <wp:simplePos x="0" y="0"/>
+                <wp:positionH relativeFrom="column">
+                  <wp:posOffset>3283527</wp:posOffset>
+                </wp:positionH>
+                <wp:positionV relativeFrom="paragraph">
+                  <wp:posOffset>207818</wp:posOffset>
+                </wp:positionV>
+                <wp:extent cx="3169285" cy="1288473"/>
+                <wp:effectExtent l="0" t="0" r="5715" b="0"/>
+                <wp:wrapNone/>
+                <wp:docPr id="2" name="Text Box 2"/>
+                <wp:cNvGraphicFramePr>
+                  <a:graphicFrameLocks xmlns:a="http://schemas.openxmlformats.org/drawingml/2006/main"/>
+                </wp:cNvGraphicFramePr>
+                <a:graphic xmlns:a="http://schemas.openxmlformats.org/drawingml/2006/main">
+                  <a:graphicData uri="http://schemas.microsoft.com/office/word/2010/wordprocessingShape">
+                    <wps:wsp>
+                      <wps:cNvSpPr txBox="1">
+                        <a:spLocks noChangeArrowheads="1"/>
+                      </wps:cNvSpPr>
+                      <wps:spPr bwMode="auto">
+                        <a:xfrm>
+                          <a:off x="0" y="0"/>
+                          <a:ext cx="3169285" cy="1288473"/>
+                        </a:xfrm>
+                        <a:prstGeom prst="rect">
+                          <a:avLst/>
+                        </a:prstGeom>
+                        <a:solidFill>
+                          <a:srgbClr val="FFFFFF"/>
+                        </a:solidFill>
+                        <a:ln>
+                          <a:noFill/>
+                        </a:ln>
+                        <a:extLst>
+                          <a:ext uri="{91240B29-F687-4F45-9708-019B960494DF}">
+                            <a14:hiddenLine xmlns:a14="http://schemas.microsoft.com/office/drawing/2010/main" w="9525">
+                              <a:solidFill>
+                                <a:srgbClr val="000000"/>
+                              </a:solidFill>
+                              <a:miter lim="800000"/>
+                              <a:headEnd/>
+                              <a:tailEnd/>
+                            </a14:hiddenLine>
+                          </a:ext>
+                        </a:extLst>
+                      </wps:spPr>
+                      <wps:txbx>
+                        <w:txbxContent>
+                          <w:p>
+                            <w:pPr>
+                              <w:spacing w:after="0"/>
+                              <w:rPr>
+                                <w:rFonts w:ascii="TH SarabunPSK" w:hAnsi="TH SarabunPSK" w:cs="TH SarabunPSK"/>
+                                <w:sz w:val="32"/>
+                                <w:szCs w:val="32"/>
+                              </w:rPr>
+                            </w:pPr>
+                            <w:r>
+                              <w:rPr>
+                                <w:rFonts w:ascii="TH SarabunPSK" w:hAnsi="TH SarabunPSK" w:cs="TH SarabunPSK" w:hint="cs"/>
+                                <w:sz w:val="32"/>
+                                <w:szCs w:val="32"/>
+                                <w:cs/>
+                              </w:rPr>
+                              <w:t>ภาควิชาคอมพิวเตอร์ศึกษา</w:t>
+                            </w:r>
+                          </w:p>
+                          <w:p>
+                            <w:pPr>
+                              <w:spacing w:after="0"/>
+                              <w:rPr>
+                                <w:rFonts w:ascii="TH SarabunPSK" w:hAnsi="TH SarabunPSK" w:cs="TH SarabunPSK"/>
+                                <w:sz w:val="32"/>
+                                <w:szCs w:val="32"/>
+                              </w:rPr>
+                            </w:pPr>
+                            <w:r>
+                              <w:rPr>
+                                <w:rFonts w:ascii="TH SarabunPSK" w:hAnsi="TH SarabunPSK" w:cs="TH SarabunPSK" w:hint="cs"/>
+                                <w:sz w:val="32"/>
+                                <w:szCs w:val="32"/>
+                                <w:cs/>
+                              </w:rPr>
+                              <w:t>คณะครุศาสตร์อุตสาหกรรม</w:t>
+                            </w:r>
+                          </w:p>
+                          <w:p>
+                            <w:pPr>
+                              <w:spacing w:after="0"/>
+                              <w:rPr>
+                                <w:rFonts w:ascii="TH SarabunPSK" w:hAnsi="TH SarabunPSK" w:cs="TH SarabunPSK"/>
+                                <w:spacing w:val="-10"/>
+                                <w:sz w:val="32"/>
+                                <w:szCs w:val="32"/>
+                              </w:rPr>
+                            </w:pPr>
+                            <w:r>
+                              <w:rPr>
+                                <w:rFonts w:ascii="TH SarabunPSK" w:hAnsi="TH SarabunPSK" w:cs="TH SarabunPSK" w:hint="cs"/>
+                                <w:spacing w:val="-10"/>
+                                <w:sz w:val="32"/>
+                                <w:szCs w:val="32"/>
+                                <w:cs/>
+                              </w:rPr>
+                              <w:t>มหาวิทยาลัยเทคโนโลยีพระจอมเกล้าพระนครเหนือ</w:t>
+                            </w:r>
+                          </w:p>
+                          <w:p>
+                            <w:pPr>
+                              <w:rPr>
+                                <w:rFonts w:ascii="TH SarabunPSK" w:hAnsi="TH SarabunPSK" w:cs="TH SarabunPSK"/>
+                                <w:spacing w:val="-10"/>
+                                <w:sz w:val="32"/>
+                                <w:szCs w:val="32"/>
+                                <w:cs/>
+                              </w:rPr>
+                            </w:pPr>
+                            <w:r>
+                              <w:rPr>
+                                <w:rFonts w:ascii="TH SarabunPSK" w:hAnsi="TH SarabunPSK" w:cs="TH SarabunPSK" w:hint="cs"/>
+                                <w:spacing w:val="-10"/>
+                                <w:sz w:val="32"/>
+                                <w:szCs w:val="32"/>
+                                <w:cs/>
+                              </w:rPr>
+                              <w:t>๑๕๑๘  ถ.ประชาราษฎร์ ๑ เขตบางซื่อ กทม. ๑๐๘๐๐</w:t>
+                            </w:r>
+                          </w:p>
+                          <w:p/>
+                        </w:txbxContent>
+                      </wps:txbx>
+                      <wps:bodyPr rot="0" vert="horz" wrap="square" lIns="91440" tIns="45720" rIns="91440" bIns="45720" anchor="t" anchorCtr="0" upright="1">
+                        <a:noAutofit/>
+                      </wps:bodyPr>
+                    </wps:wsp>
+                  </a:graphicData>
+                </a:graphic>
+                <wp14:sizeRelH relativeFrom="margin">
+                  <wp14:pctWidth>0</wp14:pctWidth>
+                </wp14:sizeRelH>
+                <wp14:sizeRelV relativeFrom="margin">
+                  <wp14:pctHeight>0</wp14:pctHeight>
+                </wp14:sizeRelV>
+              </wp:anchor>
+            </w:drawing>
+          </mc:Choice>
+          <mc:Fallback>
+            <w:pict>
+              <v:shapetype w14:anchorId="1BDCB4D7" id="_x0000_t202" coordsize="21600,21600" o:spt="202" path="m,l,21600r21600,l21600,xe">
+                <v:stroke joinstyle="miter"/>
+                <v:path gradientshapeok="t" o:connecttype="rect"/>
+              </v:shapetype>
+              <v:shape id="Text Box 2" o:spid="_x0000_s1026" type="#_x0000_t202" style="position:absolute;margin-left:258.55pt;margin-top:16.35pt;width:249.55pt;height:101.45pt;z-index:251657216;visibility:visible;mso-wrap-style:square;mso-width-percent:0;mso-height-percent:0;mso-wrap-distance-left:9pt;mso-wrap-distance-top:0;mso-wrap-distance-right:9pt;mso-wrap-distance-bottom:0;mso-position-horizontal:absolute;mso-position-horizontal-relative:text;mso-position-vertical:absolute;mso-position-vertical-relative:text;mso-width-percent:0;mso-height-percent:0;mso-width-relative:margin;mso-height-relative:margin;v-text-anchor:top" o:gfxdata="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" stroked="f">
+                <v:textbox>
+                  <w:txbxContent>
+                    <w:p>
+                      <w:pPr>
+                        <w:spacing w:after="0"/>
+                        <w:rPr>
+                          <w:rFonts w:ascii="TH SarabunPSK" w:hAnsi="TH SarabunPSK" w:cs="TH SarabunPSK"/>
+                          <w:sz w:val="32"/>
+                          <w:szCs w:val="32"/>
+                        </w:rPr>
+                      </w:pPr>
+                      <w:r>
+                        <w:rPr>
+                          <w:rFonts w:ascii="TH SarabunPSK" w:hAnsi="TH SarabunPSK" w:cs="TH SarabunPSK" w:hint="cs"/>
+                          <w:sz w:val="32"/>
+                          <w:szCs w:val="32"/>
+                          <w:cs/>
+                        </w:rPr>
+                        <w:t>ภาควิชาคอมพิวเตอร์ศึกษา</w:t>
+                      </w:r>
+                    </w:p>
+                    <w:p>
+                      <w:pPr>
+                        <w:spacing w:after="0"/>
+                        <w:rPr>
+                          <w:rFonts w:ascii="TH SarabunPSK" w:hAnsi="TH SarabunPSK" w:cs="TH SarabunPSK"/>
+                          <w:sz w:val="32"/>
+                          <w:szCs w:val="32"/>
+                        </w:rPr>
+                      </w:pPr>
+                      <w:r>
+                        <w:rPr>
+                          <w:rFonts w:ascii="TH SarabunPSK" w:hAnsi="TH SarabunPSK" w:cs="TH SarabunPSK" w:hint="cs"/>
+                          <w:sz w:val="32"/>
+                          <w:szCs w:val="32"/>
+                          <w:cs/>
+                        </w:rPr>
+                        <w:t>คณะครุศาสตร์อุตสาหกรรม</w:t>
+                      </w:r>
+                    </w:p>
+                    <w:p>
+                      <w:pPr>
+                        <w:spacing w:after="0"/>
+                        <w:rPr>
+                          <w:rFonts w:ascii="TH SarabunPSK" w:hAnsi="TH SarabunPSK" w:cs="TH SarabunPSK"/>
+                          <w:spacing w:val="-10"/>
+                          <w:sz w:val="32"/>
+                          <w:szCs w:val="32"/>
+                        </w:rPr>
+                      </w:pPr>
+                      <w:r>
+                        <w:rPr>
+                          <w:rFonts w:ascii="TH SarabunPSK" w:hAnsi="TH SarabunPSK" w:cs="TH SarabunPSK" w:hint="cs"/>
+                          <w:spacing w:val="-10"/>
+                          <w:sz w:val="32"/>
+                          <w:szCs w:val="32"/>
+                          <w:cs/>
+                        </w:rPr>
+                        <w:t>มหาวิทยาลัยเทคโนโลยีพระจอมเกล้าพระนครเหนือ</w:t>
+                      </w:r>
+                    </w:p>
+                    <w:p>
+                      <w:pPr>
+                        <w:rPr>
+                          <w:rFonts w:ascii="TH SarabunPSK" w:hAnsi="TH SarabunPSK" w:cs="TH SarabunPSK"/>
+                          <w:spacing w:val="-10"/>
+                          <w:sz w:val="32"/>
+                          <w:szCs w:val="32"/>
+                          <w:cs/>
+                        </w:rPr>
+                      </w:pPr>
+                      <w:r>
+                        <w:rPr>
+                          <w:rFonts w:ascii="TH SarabunPSK" w:hAnsi="TH SarabunPSK" w:cs="TH SarabunPSK" w:hint="cs"/>
+                          <w:spacing w:val="-10"/>
+                          <w:sz w:val="32"/>
+                          <w:szCs w:val="32"/>
+                          <w:cs/>
+                        </w:rPr>
+                        <w:t>๑๕๑๘  ถ.ประชาราษฎร์ ๑ เขตบางซื่อ กทม. ๑๐๘๐๐</w:t>
+                      </w:r>
+                    </w:p>
+                    <w:p/>
+                  </w:txbxContent>
+                </v:textbox>
+              </v:shape>
+            </w:pict>
+          </mc:Fallback>
+        </mc:AlternateContent>
+      </w:r>
+      <w:r>
+        <w:rPr>
+          <w:rFonts w:ascii="TH SarabunPSK" w:eastAsia="Cordia New" w:hAnsi="TH SarabunPSK" w:cs="TH SarabunPSK"/>
+          <w:sz w:val="32"/>
+          <w:szCs w:val="32"/>
+          <w:lang w:eastAsia="zh-CN"/>
+        </w:rPr>
+        <w:object w:dxaOrig="1440" w:dyaOrig="1440" w14:anchorId="5DB4A896">
           <v:shapetype id="_x0000_t75" coordsize="21600,21600" o:spt="75" o:preferrelative="t" path="m@4@5l@4@11@9@11@9@5xe" filled="f" stroked="f">
             <v:stroke joinstyle="miter"/>
             <v:formulas>
@@ -213,7 +312,7 @@
             <v:imagedata r:id="rId5" o:title=""/>
             <w10:wrap anchory="page"/>
           </v:shape>
-          <o:OLEObject Type="Embed" ProgID="Word.Picture.8" ShapeID="_x0000_s1026" DrawAspect="Content" ObjectID="_1838885684" r:id="rId6"/>
+          <o:OLEObject Type="Embed" ProgID="Word.Picture.8" ShapeID="_x0000_s1026" DrawAspect="Content" ObjectID="_1840775924" r:id="rId6"/>
         </w:object>
       </w:r>
     </w:p>
@@ -245,7 +344,25 @@
           <w:szCs w:val="32"/>
           <w:lang w:eastAsia="zh-CN"/>
         </w:rPr>
-        <w:t xml:space="preserve"> {{docNumber}}</w:t>
+        <w:t xml:space="preserve"> {{</w:t>
+      </w:r>
+      <w:r>
+        <w:rPr>
+          <w:rFonts w:ascii="TH SarabunPSK" w:eastAsia="Cordia New" w:hAnsi="TH SarabunPSK" w:cs="TH SarabunPSK"/>
+          <w:sz w:val="32"/>
+          <w:szCs w:val="32"/>
+          <w:lang w:eastAsia="zh-CN"/>
+        </w:rPr>
+        <w:t>docNumber</w:t>
+      </w:r>
+      <w:r>
+        <w:rPr>
+          <w:rFonts w:ascii="TH SarabunPSK" w:eastAsia="Cordia New" w:hAnsi="TH SarabunPSK" w:cs="TH SarabunPSK"/>
+          <w:sz w:val="32"/>
+          <w:szCs w:val="32"/>
+          <w:lang w:eastAsia="zh-CN"/>
+        </w:rPr>
+        <w:t>}}</w:t>
       </w:r>
     </w:p>
     <w:p>
